--- a/правки/Martusenko_V_E_Chast_predlozheniy_2.docx
+++ b/правки/Martusenko_V_E_Chast_predlozheniy_2.docx
@@ -1,6 +1,6 @@
 
 <file path=word/document.xml><?xml version="1.0" encoding="utf-8"?>
-<w:document xmlns:wpc="http://schemas.microsoft.com/office/word/2010/wordprocessingCanvas" xmlns:cx="http://schemas.microsoft.com/office/drawing/2014/chartex" xmlns:cx1="http://schemas.microsoft.com/office/drawing/2015/9/8/chartex" xmlns:cx2="http://schemas.microsoft.com/office/drawing/2015/10/21/chartex" xmlns:cx3="http://schemas.microsoft.com/office/drawing/2016/5/9/chartex" xmlns:cx4="http://schemas.microsoft.com/office/drawing/2016/5/10/chartex" xmlns:cx5="http://schemas.microsoft.com/office/drawing/2016/5/11/chartex" xmlns:cx6="http://schemas.microsoft.com/office/drawing/2016/5/12/chartex" xmlns:cx7="http://schemas.microsoft.com/office/drawing/2016/5/13/chartex" xmlns:cx8="http://schemas.microsoft.com/office/drawing/2016/5/14/chartex" xmlns:mc="http://schemas.openxmlformats.org/markup-compatibility/2006" xmlns:aink="http://schemas.microsoft.com/office/drawing/2016/ink" xmlns:am3d="http://schemas.microsoft.com/office/drawing/2017/model3d" xmlns:o="urn:schemas-microsoft-com:office:office" xmlns:oel="http://schemas.microsoft.com/office/2019/extlst" xmlns:r="http://schemas.openxmlformats.org/officeDocument/2006/relationships" xmlns:m="http://schemas.openxmlformats.org/officeDocument/2006/math" xmlns:v="urn:schemas-microsoft-com:vml" xmlns:wp14="http://schemas.microsoft.com/office/word/2010/wordprocessingDrawing" xmlns:wp="http://schemas.openxmlformats.org/drawingml/2006/wordprocessingDrawing" xmlns:w10="urn:schemas-microsoft-com:office:word" xmlns:w="http://schemas.openxmlformats.org/wordprocessingml/2006/main" xmlns:w14="http://schemas.microsoft.com/office/word/2010/wordml" xmlns:w15="http://schemas.microsoft.com/office/word/2012/wordml" xmlns:w16cex="http://schemas.microsoft.com/office/word/2018/wordml/cex" xmlns:w16cid="http://schemas.microsoft.com/office/word/2016/wordml/cid" xmlns:w16="http://schemas.microsoft.com/office/word/2018/wordml" xmlns:w16sdtdh="http://schemas.microsoft.com/office/word/2020/wordml/sdtdatahash" xmlns:w16se="http://schemas.microsoft.com/office/word/2015/wordml/symex" xmlns:wpg="http://schemas.microsoft.com/office/word/2010/wordprocessingGroup" xmlns:wpi="http://schemas.microsoft.com/office/word/2010/wordprocessingInk" xmlns:wne="http://schemas.microsoft.com/office/word/2006/wordml" xmlns:wps="http://schemas.microsoft.com/office/word/2010/wordprocessingShape" mc:Ignorable="w14 w15 w16se w16cid w16 w16cex w16sdtdh wp14">
+<w:document xmlns:wpc="http://schemas.microsoft.com/office/word/2010/wordprocessingCanvas" xmlns:mc="http://schemas.openxmlformats.org/markup-compatibility/2006" xmlns:o="urn:schemas-microsoft-com:office:office" xmlns:r="http://schemas.openxmlformats.org/officeDocument/2006/relationships" xmlns:m="http://schemas.openxmlformats.org/officeDocument/2006/math" xmlns:v="urn:schemas-microsoft-com:vml" xmlns:wp14="http://schemas.microsoft.com/office/word/2010/wordprocessingDrawing" xmlns:wp="http://schemas.openxmlformats.org/drawingml/2006/wordprocessingDrawing" xmlns:w10="urn:schemas-microsoft-com:office:word" xmlns:w="http://schemas.openxmlformats.org/wordprocessingml/2006/main" xmlns:w14="http://schemas.microsoft.com/office/word/2010/wordml" xmlns:w15="http://schemas.microsoft.com/office/word/2012/wordml" xmlns:wpg="http://schemas.microsoft.com/office/word/2010/wordprocessingGroup" xmlns:wpi="http://schemas.microsoft.com/office/word/2010/wordprocessingInk" xmlns:wne="http://schemas.microsoft.com/office/word/2006/wordml" xmlns:wps="http://schemas.microsoft.com/office/word/2010/wordprocessingShape" mc:Ignorable="w14 w15 wp14">
   <w:body>
     <w:p>
       <w:pPr>
@@ -175,6 +175,7 @@
           <w:noProof/>
           <w:sz w:val="24"/>
           <w:szCs w:val="24"/>
+          <w:lang w:eastAsia="ru-RU" w:bidi="ar-SA"/>
         </w:rPr>
         <w:drawing>
           <wp:inline distT="0" distB="0" distL="0" distR="0" wp14:anchorId="58F6C8A5" wp14:editId="6AA4D0DD">
@@ -282,25 +283,7 @@
           <w:sz w:val="24"/>
           <w:szCs w:val="24"/>
         </w:rPr>
-        <w:t xml:space="preserve">Предусмотрел бы список с выбором уже готовых силовых трансформаторов, т.е. список стандартных силовых трансформаторов с того же </w:t>
-      </w:r>
-      <w:proofErr w:type="spellStart"/>
-      <w:r>
-        <w:rPr>
-          <w:rFonts w:ascii="Times New Roman" w:hAnsi="Times New Roman" w:cs="Times New Roman"/>
-          <w:sz w:val="24"/>
-          <w:szCs w:val="24"/>
-        </w:rPr>
-        <w:t>Идельчика</w:t>
-      </w:r>
-      <w:proofErr w:type="spellEnd"/>
-      <w:r>
-        <w:rPr>
-          <w:rFonts w:ascii="Times New Roman" w:hAnsi="Times New Roman" w:cs="Times New Roman"/>
-          <w:sz w:val="24"/>
-          <w:szCs w:val="24"/>
-        </w:rPr>
-        <w:t xml:space="preserve"> или Герасименко с возможностью редактирования параметров трансформатора.</w:t>
+        <w:t>Предусмотрел бы список с выбором уже готовых силовых трансформаторов, т.е. список стандартных силовых трансформаторов с того же Идельчика или Герасименко с возможностью редактирования параметров трансформатора.</w:t>
       </w:r>
       <w:r>
         <w:rPr>
@@ -424,6 +407,7 @@
           <w:iCs/>
           <w:noProof/>
           <w:szCs w:val="22"/>
+          <w:lang w:eastAsia="ru-RU" w:bidi="ar-SA"/>
         </w:rPr>
         <w:lastRenderedPageBreak/>
         <w:drawing>
@@ -738,7 +722,6 @@
         </w:rPr>
         <w:t>» переименовывал в «… .</w:t>
       </w:r>
-      <w:proofErr w:type="spellStart"/>
       <w:r>
         <w:rPr>
           <w:rFonts w:ascii="Times New Roman" w:hAnsi="Times New Roman" w:cs="Times New Roman"/>
@@ -748,7 +731,6 @@
         </w:rPr>
         <w:t>db</w:t>
       </w:r>
-      <w:proofErr w:type="spellEnd"/>
       <w:r>
         <w:rPr>
           <w:rFonts w:ascii="Times New Roman" w:hAnsi="Times New Roman" w:cs="Times New Roman"/>
@@ -947,6 +929,7 @@
           <w:noProof/>
           <w:sz w:val="24"/>
           <w:szCs w:val="24"/>
+          <w:lang w:eastAsia="ru-RU" w:bidi="ar-SA"/>
         </w:rPr>
         <w:drawing>
           <wp:inline distT="0" distB="0" distL="0" distR="0" wp14:anchorId="2C3B70F6" wp14:editId="1B0BEE59">
@@ -1018,6 +1001,7 @@
           <w:noProof/>
           <w:sz w:val="24"/>
           <w:szCs w:val="24"/>
+          <w:lang w:eastAsia="ru-RU" w:bidi="ar-SA"/>
         </w:rPr>
         <w:drawing>
           <wp:inline distT="0" distB="0" distL="0" distR="0" wp14:anchorId="49BD2728" wp14:editId="0E73E722">
@@ -1089,6 +1073,7 @@
           <w:noProof/>
           <w:sz w:val="24"/>
           <w:szCs w:val="24"/>
+          <w:lang w:eastAsia="ru-RU" w:bidi="ar-SA"/>
         </w:rPr>
         <w:lastRenderedPageBreak/>
         <w:drawing>
@@ -1163,16 +1148,24 @@
           <w:rFonts w:ascii="Times New Roman" w:hAnsi="Times New Roman" w:cs="Times New Roman"/>
           <w:sz w:val="24"/>
           <w:szCs w:val="24"/>
-          <w:lang w:val="en-US"/>
-        </w:rPr>
-      </w:pPr>
-      <w:r>
-        <w:rPr>
-          <w:rFonts w:ascii="Times New Roman" w:hAnsi="Times New Roman" w:cs="Times New Roman"/>
-          <w:sz w:val="24"/>
-          <w:szCs w:val="24"/>
-        </w:rPr>
-        <w:t xml:space="preserve">1.4. </w:t>
+        </w:rPr>
+      </w:pPr>
+      <w:r>
+        <w:rPr>
+          <w:rFonts w:ascii="Times New Roman" w:hAnsi="Times New Roman" w:cs="Times New Roman"/>
+          <w:sz w:val="24"/>
+          <w:szCs w:val="24"/>
+          <w:highlight w:val="green"/>
+        </w:rPr>
+        <w:t>1.4.</w:t>
+      </w:r>
+      <w:r>
+        <w:rPr>
+          <w:rFonts w:ascii="Times New Roman" w:hAnsi="Times New Roman" w:cs="Times New Roman"/>
+          <w:sz w:val="24"/>
+          <w:szCs w:val="24"/>
+        </w:rPr>
+        <w:t xml:space="preserve"> </w:t>
       </w:r>
       <w:r>
         <w:rPr>
@@ -1304,7 +1297,6 @@
         </w:rPr>
         <w:t>Отрывается не нравящееся мне окно «</w:t>
       </w:r>
-      <w:proofErr w:type="spellStart"/>
       <w:r>
         <w:rPr>
           <w:rFonts w:ascii="Times New Roman" w:hAnsi="Times New Roman" w:cs="Times New Roman"/>
@@ -1314,7 +1306,6 @@
         </w:rPr>
         <w:t>tk</w:t>
       </w:r>
-      <w:proofErr w:type="spellEnd"/>
       <w:r>
         <w:rPr>
           <w:rFonts w:ascii="Times New Roman" w:hAnsi="Times New Roman" w:cs="Times New Roman"/>
@@ -1360,25 +1351,7 @@
           <w:sz w:val="24"/>
           <w:szCs w:val="24"/>
         </w:rPr>
-        <w:t xml:space="preserve">И тут если вместо выбора папки мы возвращаемся в окно программы «Загрузить таблицы» и начинаем там нажимать на что угодно, хоть в окне «Загрузить таблицы», хоть в окне «Расчет», то понимаем, что ничего не работает, и после возвращения в окно «Выбор папки» начинаем выбирать или отменять действие, то окно будет сбрасываться и </w:t>
-      </w:r>
-      <w:proofErr w:type="spellStart"/>
-      <w:r>
-        <w:rPr>
-          <w:rFonts w:ascii="Times New Roman" w:hAnsi="Times New Roman" w:cs="Times New Roman"/>
-          <w:sz w:val="24"/>
-          <w:szCs w:val="24"/>
-        </w:rPr>
-        <w:t>переоткрываться</w:t>
-      </w:r>
-      <w:proofErr w:type="spellEnd"/>
-      <w:r>
-        <w:rPr>
-          <w:rFonts w:ascii="Times New Roman" w:hAnsi="Times New Roman" w:cs="Times New Roman"/>
-          <w:sz w:val="24"/>
-          <w:szCs w:val="24"/>
-        </w:rPr>
-        <w:t xml:space="preserve">. И на сколько я понял, количество сбросов окна соответствует количеству нажатий на кнопки в окнах «Загрузить таблицы» и/или «Расчет» при предыдущих действиях, т.е. </w:t>
+        <w:t xml:space="preserve">И тут если вместо выбора папки мы возвращаемся в окно программы «Загрузить таблицы» и начинаем там нажимать на что угодно, хоть в окне «Загрузить таблицы», хоть в окне «Расчет», то понимаем, что ничего не работает, и после возвращения в окно «Выбор папки» начинаем выбирать или отменять действие, то окно будет сбрасываться и переоткрываться. И на сколько я понял, количество сбросов окна соответствует количеству нажатий на кнопки в окнах «Загрузить таблицы» и/или «Расчет» при предыдущих действиях, т.е. </w:t>
       </w:r>
       <w:r>
         <w:rPr>
@@ -1411,26 +1384,17 @@
           <w:rFonts w:ascii="Times New Roman" w:hAnsi="Times New Roman" w:cs="Times New Roman"/>
           <w:sz w:val="24"/>
           <w:szCs w:val="24"/>
-        </w:rPr>
-        <w:t xml:space="preserve">Предлагаю делать не активным окно ПО при открытии файла таблицы или файла БД, т.е. </w:t>
-      </w:r>
-      <w:proofErr w:type="spellStart"/>
-      <w:r>
-        <w:rPr>
-          <w:rFonts w:ascii="Times New Roman" w:hAnsi="Times New Roman" w:cs="Times New Roman"/>
-          <w:sz w:val="24"/>
-          <w:szCs w:val="24"/>
-        </w:rPr>
-        <w:t>залочить</w:t>
-      </w:r>
-      <w:proofErr w:type="spellEnd"/>
-      <w:r>
-        <w:rPr>
-          <w:rFonts w:ascii="Times New Roman" w:hAnsi="Times New Roman" w:cs="Times New Roman"/>
-          <w:sz w:val="24"/>
-          <w:szCs w:val="24"/>
-        </w:rPr>
-        <w:t xml:space="preserve"> его (окно «</w:t>
+          <w:highlight w:val="green"/>
+        </w:rPr>
+        <w:t>Предлагаю делать не активным окно ПО</w:t>
+      </w:r>
+      <w:r>
+        <w:rPr>
+          <w:rFonts w:ascii="Times New Roman" w:hAnsi="Times New Roman" w:cs="Times New Roman"/>
+          <w:sz w:val="24"/>
+          <w:szCs w:val="24"/>
+        </w:rPr>
+        <w:t xml:space="preserve"> при открытии файла таблицы или файла БД, т.е. залочить его (окно «</w:t>
       </w:r>
       <w:r>
         <w:rPr>
@@ -1472,9 +1436,18 @@
           <w:rFonts w:ascii="Times New Roman" w:hAnsi="Times New Roman" w:cs="Times New Roman"/>
           <w:sz w:val="24"/>
           <w:szCs w:val="24"/>
+          <w:highlight w:val="green"/>
         </w:rPr>
         <w:lastRenderedPageBreak/>
-        <w:t>1.5. Я бы предусмотрел в окн</w:t>
+        <w:t>1.5.</w:t>
+      </w:r>
+      <w:r>
+        <w:rPr>
+          <w:rFonts w:ascii="Times New Roman" w:hAnsi="Times New Roman" w:cs="Times New Roman"/>
+          <w:sz w:val="24"/>
+          <w:szCs w:val="24"/>
+        </w:rPr>
+        <w:t xml:space="preserve"> Я бы предусмотрел в окн</w:t>
       </w:r>
       <w:r>
         <w:rPr>
@@ -1549,6 +1522,7 @@
           <w:noProof/>
           <w:sz w:val="24"/>
           <w:szCs w:val="24"/>
+          <w:lang w:eastAsia="ru-RU" w:bidi="ar-SA"/>
         </w:rPr>
         <w:drawing>
           <wp:inline distT="0" distB="0" distL="0" distR="0" wp14:anchorId="67ABAB0F" wp14:editId="74B3A1E9">
@@ -1619,27 +1593,7 @@
           <w:sz w:val="24"/>
           <w:szCs w:val="24"/>
         </w:rPr>
-        <w:t xml:space="preserve">, на примере </w:t>
-      </w:r>
-      <w:proofErr w:type="spellStart"/>
-      <w:proofErr w:type="gramStart"/>
-      <w:r>
-        <w:rPr>
-          <w:rFonts w:ascii="Times New Roman" w:hAnsi="Times New Roman" w:cs="Times New Roman"/>
-          <w:sz w:val="24"/>
-          <w:szCs w:val="24"/>
-        </w:rPr>
-        <w:t>яндекс.маркета</w:t>
-      </w:r>
-      <w:proofErr w:type="spellEnd"/>
-      <w:proofErr w:type="gramEnd"/>
-      <w:r>
-        <w:rPr>
-          <w:rFonts w:ascii="Times New Roman" w:hAnsi="Times New Roman" w:cs="Times New Roman"/>
-          <w:sz w:val="24"/>
-          <w:szCs w:val="24"/>
-        </w:rPr>
-        <w:t xml:space="preserve"> (</w:t>
+        <w:t>, на примере яндекс.маркета (</w:t>
       </w:r>
       <w:r>
         <w:rPr>
@@ -1733,61 +1687,35 @@
           <w:sz w:val="24"/>
           <w:szCs w:val="24"/>
         </w:rPr>
-        <w:t>включил бы обязательно типы данных, с каких устройств поддерживается прямой ввод и какой формат нужен, если это получено не стандартным методом. И какой(</w:t>
-      </w:r>
-      <w:proofErr w:type="spellStart"/>
-      <w:r>
-        <w:rPr>
-          <w:rFonts w:ascii="Times New Roman" w:hAnsi="Times New Roman" w:cs="Times New Roman"/>
-          <w:sz w:val="24"/>
-          <w:szCs w:val="24"/>
-        </w:rPr>
-        <w:t>ие</w:t>
-      </w:r>
-      <w:proofErr w:type="spellEnd"/>
-      <w:r>
-        <w:rPr>
-          <w:rFonts w:ascii="Times New Roman" w:hAnsi="Times New Roman" w:cs="Times New Roman"/>
-          <w:sz w:val="24"/>
-          <w:szCs w:val="24"/>
-        </w:rPr>
-        <w:t>) еще может(гут) поддерживать(</w:t>
-      </w:r>
-      <w:proofErr w:type="spellStart"/>
-      <w:r>
-        <w:rPr>
-          <w:rFonts w:ascii="Times New Roman" w:hAnsi="Times New Roman" w:cs="Times New Roman"/>
-          <w:sz w:val="24"/>
-          <w:szCs w:val="24"/>
-        </w:rPr>
-        <w:t>ся</w:t>
-      </w:r>
-      <w:proofErr w:type="spellEnd"/>
-      <w:r>
-        <w:rPr>
-          <w:rFonts w:ascii="Times New Roman" w:hAnsi="Times New Roman" w:cs="Times New Roman"/>
-          <w:sz w:val="24"/>
-          <w:szCs w:val="24"/>
-        </w:rPr>
-        <w:t>) формат(ы).</w:t>
-      </w:r>
-    </w:p>
-    <w:p>
-      <w:pPr>
-        <w:jc w:val="both"/>
-        <w:rPr>
-          <w:rFonts w:ascii="Times New Roman" w:hAnsi="Times New Roman" w:cs="Times New Roman"/>
-          <w:sz w:val="24"/>
-          <w:szCs w:val="24"/>
-        </w:rPr>
-      </w:pPr>
-      <w:r>
-        <w:rPr>
-          <w:rFonts w:ascii="Times New Roman" w:hAnsi="Times New Roman" w:cs="Times New Roman"/>
-          <w:sz w:val="24"/>
-          <w:szCs w:val="24"/>
-        </w:rPr>
-        <w:t>Если это файлы, именно файлы, а не файл (опять же, я не читал руководство), то тогда опять же какие типы файлов, какие требования и т.д.</w:t>
+        <w:t>включил бы обязательно типы данных, с каких устройств поддерживается прямой ввод и какой формат нужен, если это получено не стандартным методом. И какой(ие) еще может(гут) поддерживать(ся) формат(ы).</w:t>
+      </w:r>
+    </w:p>
+    <w:p>
+      <w:pPr>
+        <w:jc w:val="both"/>
+        <w:rPr>
+          <w:rFonts w:ascii="Times New Roman" w:hAnsi="Times New Roman" w:cs="Times New Roman"/>
+          <w:sz w:val="24"/>
+          <w:szCs w:val="24"/>
+        </w:rPr>
+      </w:pPr>
+      <w:r>
+        <w:rPr>
+          <w:rFonts w:ascii="Times New Roman" w:hAnsi="Times New Roman" w:cs="Times New Roman"/>
+          <w:sz w:val="24"/>
+          <w:szCs w:val="24"/>
+        </w:rPr>
+        <w:t>Если это файлы, именно файл</w:t>
+      </w:r>
+      <w:bookmarkStart w:id="0" w:name="_GoBack"/>
+      <w:bookmarkEnd w:id="0"/>
+      <w:r>
+        <w:rPr>
+          <w:rFonts w:ascii="Times New Roman" w:hAnsi="Times New Roman" w:cs="Times New Roman"/>
+          <w:sz w:val="24"/>
+          <w:szCs w:val="24"/>
+        </w:rPr>
+        <w:t>ы, а не файл (опять же, я не читал руководство), то тогда опять же какие типы файлов, какие требования и т.д.</w:t>
       </w:r>
     </w:p>
     <w:p>
@@ -1896,7 +1824,7 @@
 </file>
 
 <file path=word/endnotes.xml><?xml version="1.0" encoding="utf-8"?>
-<w:endnotes xmlns:wpc="http://schemas.microsoft.com/office/word/2010/wordprocessingCanvas" xmlns:cx="http://schemas.microsoft.com/office/drawing/2014/chartex" xmlns:cx1="http://schemas.microsoft.com/office/drawing/2015/9/8/chartex" xmlns:cx2="http://schemas.microsoft.com/office/drawing/2015/10/21/chartex" xmlns:cx3="http://schemas.microsoft.com/office/drawing/2016/5/9/chartex" xmlns:cx4="http://schemas.microsoft.com/office/drawing/2016/5/10/chartex" xmlns:cx5="http://schemas.microsoft.com/office/drawing/2016/5/11/chartex" xmlns:cx6="http://schemas.microsoft.com/office/drawing/2016/5/12/chartex" xmlns:cx7="http://schemas.microsoft.com/office/drawing/2016/5/13/chartex" xmlns:cx8="http://schemas.microsoft.com/office/drawing/2016/5/14/chartex" xmlns:mc="http://schemas.openxmlformats.org/markup-compatibility/2006" xmlns:aink="http://schemas.microsoft.com/office/drawing/2016/ink" xmlns:am3d="http://schemas.microsoft.com/office/drawing/2017/model3d" xmlns:o="urn:schemas-microsoft-com:office:office" xmlns:oel="http://schemas.microsoft.com/office/2019/extlst" xmlns:r="http://schemas.openxmlformats.org/officeDocument/2006/relationships" xmlns:m="http://schemas.openxmlformats.org/officeDocument/2006/math" xmlns:v="urn:schemas-microsoft-com:vml" xmlns:wp14="http://schemas.microsoft.com/office/word/2010/wordprocessingDrawing" xmlns:wp="http://schemas.openxmlformats.org/drawingml/2006/wordprocessingDrawing" xmlns:w10="urn:schemas-microsoft-com:office:word" xmlns:w="http://schemas.openxmlformats.org/wordprocessingml/2006/main" xmlns:w14="http://schemas.microsoft.com/office/word/2010/wordml" xmlns:w15="http://schemas.microsoft.com/office/word/2012/wordml" xmlns:w16cex="http://schemas.microsoft.com/office/word/2018/wordml/cex" xmlns:w16cid="http://schemas.microsoft.com/office/word/2016/wordml/cid" xmlns:w16="http://schemas.microsoft.com/office/word/2018/wordml" xmlns:w16sdtdh="http://schemas.microsoft.com/office/word/2020/wordml/sdtdatahash" xmlns:w16se="http://schemas.microsoft.com/office/word/2015/wordml/symex" xmlns:wpg="http://schemas.microsoft.com/office/word/2010/wordprocessingGroup" xmlns:wpi="http://schemas.microsoft.com/office/word/2010/wordprocessingInk" xmlns:wne="http://schemas.microsoft.com/office/word/2006/wordml" xmlns:wps="http://schemas.microsoft.com/office/word/2010/wordprocessingShape" mc:Ignorable="w14 w15 w16se w16cid w16 w16cex w16sdtdh wp14">
+<w:endnotes xmlns:wpc="http://schemas.microsoft.com/office/word/2010/wordprocessingCanvas" xmlns:mc="http://schemas.openxmlformats.org/markup-compatibility/2006" xmlns:o="urn:schemas-microsoft-com:office:office" xmlns:r="http://schemas.openxmlformats.org/officeDocument/2006/relationships" xmlns:m="http://schemas.openxmlformats.org/officeDocument/2006/math" xmlns:v="urn:schemas-microsoft-com:vml" xmlns:wp14="http://schemas.microsoft.com/office/word/2010/wordprocessingDrawing" xmlns:wp="http://schemas.openxmlformats.org/drawingml/2006/wordprocessingDrawing" xmlns:w10="urn:schemas-microsoft-com:office:word" xmlns:w="http://schemas.openxmlformats.org/wordprocessingml/2006/main" xmlns:w14="http://schemas.microsoft.com/office/word/2010/wordml" xmlns:w15="http://schemas.microsoft.com/office/word/2012/wordml" xmlns:wpg="http://schemas.microsoft.com/office/word/2010/wordprocessingGroup" xmlns:wpi="http://schemas.microsoft.com/office/word/2010/wordprocessingInk" xmlns:wne="http://schemas.microsoft.com/office/word/2006/wordml" xmlns:wps="http://schemas.microsoft.com/office/word/2010/wordprocessingShape" mc:Ignorable="w14 w15 wp14">
   <w:endnote w:type="separator" w:id="-1">
     <w:p>
       <w:pPr>
@@ -1921,7 +1849,7 @@
 </file>
 
 <file path=word/footnotes.xml><?xml version="1.0" encoding="utf-8"?>
-<w:footnotes xmlns:wpc="http://schemas.microsoft.com/office/word/2010/wordprocessingCanvas" xmlns:cx="http://schemas.microsoft.com/office/drawing/2014/chartex" xmlns:cx1="http://schemas.microsoft.com/office/drawing/2015/9/8/chartex" xmlns:cx2="http://schemas.microsoft.com/office/drawing/2015/10/21/chartex" xmlns:cx3="http://schemas.microsoft.com/office/drawing/2016/5/9/chartex" xmlns:cx4="http://schemas.microsoft.com/office/drawing/2016/5/10/chartex" xmlns:cx5="http://schemas.microsoft.com/office/drawing/2016/5/11/chartex" xmlns:cx6="http://schemas.microsoft.com/office/drawing/2016/5/12/chartex" xmlns:cx7="http://schemas.microsoft.com/office/drawing/2016/5/13/chartex" xmlns:cx8="http://schemas.microsoft.com/office/drawing/2016/5/14/chartex" xmlns:mc="http://schemas.openxmlformats.org/markup-compatibility/2006" xmlns:aink="http://schemas.microsoft.com/office/drawing/2016/ink" xmlns:am3d="http://schemas.microsoft.com/office/drawing/2017/model3d" xmlns:o="urn:schemas-microsoft-com:office:office" xmlns:oel="http://schemas.microsoft.com/office/2019/extlst" xmlns:r="http://schemas.openxmlformats.org/officeDocument/2006/relationships" xmlns:m="http://schemas.openxmlformats.org/officeDocument/2006/math" xmlns:v="urn:schemas-microsoft-com:vml" xmlns:wp14="http://schemas.microsoft.com/office/word/2010/wordprocessingDrawing" xmlns:wp="http://schemas.openxmlformats.org/drawingml/2006/wordprocessingDrawing" xmlns:w10="urn:schemas-microsoft-com:office:word" xmlns:w="http://schemas.openxmlformats.org/wordprocessingml/2006/main" xmlns:w14="http://schemas.microsoft.com/office/word/2010/wordml" xmlns:w15="http://schemas.microsoft.com/office/word/2012/wordml" xmlns:w16cex="http://schemas.microsoft.com/office/word/2018/wordml/cex" xmlns:w16cid="http://schemas.microsoft.com/office/word/2016/wordml/cid" xmlns:w16="http://schemas.microsoft.com/office/word/2018/wordml" xmlns:w16sdtdh="http://schemas.microsoft.com/office/word/2020/wordml/sdtdatahash" xmlns:w16se="http://schemas.microsoft.com/office/word/2015/wordml/symex" xmlns:wpg="http://schemas.microsoft.com/office/word/2010/wordprocessingGroup" xmlns:wpi="http://schemas.microsoft.com/office/word/2010/wordprocessingInk" xmlns:wne="http://schemas.microsoft.com/office/word/2006/wordml" xmlns:wps="http://schemas.microsoft.com/office/word/2010/wordprocessingShape" mc:Ignorable="w14 w15 w16se w16cid w16 w16cex w16sdtdh wp14">
+<w:footnotes xmlns:wpc="http://schemas.microsoft.com/office/word/2010/wordprocessingCanvas" xmlns:mc="http://schemas.openxmlformats.org/markup-compatibility/2006" xmlns:o="urn:schemas-microsoft-com:office:office" xmlns:r="http://schemas.openxmlformats.org/officeDocument/2006/relationships" xmlns:m="http://schemas.openxmlformats.org/officeDocument/2006/math" xmlns:v="urn:schemas-microsoft-com:vml" xmlns:wp14="http://schemas.microsoft.com/office/word/2010/wordprocessingDrawing" xmlns:wp="http://schemas.openxmlformats.org/drawingml/2006/wordprocessingDrawing" xmlns:w10="urn:schemas-microsoft-com:office:word" xmlns:w="http://schemas.openxmlformats.org/wordprocessingml/2006/main" xmlns:w14="http://schemas.microsoft.com/office/word/2010/wordml" xmlns:w15="http://schemas.microsoft.com/office/word/2012/wordml" xmlns:wpg="http://schemas.microsoft.com/office/word/2010/wordprocessingGroup" xmlns:wpi="http://schemas.microsoft.com/office/word/2010/wordprocessingInk" xmlns:wne="http://schemas.microsoft.com/office/word/2006/wordml" xmlns:wps="http://schemas.microsoft.com/office/word/2010/wordprocessingShape" mc:Ignorable="w14 w15 wp14">
   <w:footnote w:type="separator" w:id="-1">
     <w:p>
       <w:pPr>
@@ -1946,7 +1874,7 @@
 </file>
 
 <file path=word/numbering.xml><?xml version="1.0" encoding="utf-8"?>
-<w:numbering xmlns:wpc="http://schemas.microsoft.com/office/word/2010/wordprocessingCanvas" xmlns:cx="http://schemas.microsoft.com/office/drawing/2014/chartex" xmlns:cx1="http://schemas.microsoft.com/office/drawing/2015/9/8/chartex" xmlns:cx2="http://schemas.microsoft.com/office/drawing/2015/10/21/chartex" xmlns:cx3="http://schemas.microsoft.com/office/drawing/2016/5/9/chartex" xmlns:cx4="http://schemas.microsoft.com/office/drawing/2016/5/10/chartex" xmlns:cx5="http://schemas.microsoft.com/office/drawing/2016/5/11/chartex" xmlns:cx6="http://schemas.microsoft.com/office/drawing/2016/5/12/chartex" xmlns:cx7="http://schemas.microsoft.com/office/drawing/2016/5/13/chartex" xmlns:cx8="http://schemas.microsoft.com/office/drawing/2016/5/14/chartex" xmlns:mc="http://schemas.openxmlformats.org/markup-compatibility/2006" xmlns:aink="http://schemas.microsoft.com/office/drawing/2016/ink" xmlns:am3d="http://schemas.microsoft.com/office/drawing/2017/model3d" xmlns:o="urn:schemas-microsoft-com:office:office" xmlns:oel="http://schemas.microsoft.com/office/2019/extlst" xmlns:r="http://schemas.openxmlformats.org/officeDocument/2006/relationships" xmlns:m="http://schemas.openxmlformats.org/officeDocument/2006/math" xmlns:v="urn:schemas-microsoft-com:vml" xmlns:wp14="http://schemas.microsoft.com/office/word/2010/wordprocessingDrawing" xmlns:wp="http://schemas.openxmlformats.org/drawingml/2006/wordprocessingDrawing" xmlns:w10="urn:schemas-microsoft-com:office:word" xmlns:w="http://schemas.openxmlformats.org/wordprocessingml/2006/main" xmlns:w14="http://schemas.microsoft.com/office/word/2010/wordml" xmlns:w15="http://schemas.microsoft.com/office/word/2012/wordml" xmlns:w16cex="http://schemas.microsoft.com/office/word/2018/wordml/cex" xmlns:w16cid="http://schemas.microsoft.com/office/word/2016/wordml/cid" xmlns:w16="http://schemas.microsoft.com/office/word/2018/wordml" xmlns:w16sdtdh="http://schemas.microsoft.com/office/word/2020/wordml/sdtdatahash" xmlns:w16se="http://schemas.microsoft.com/office/word/2015/wordml/symex" xmlns:wpg="http://schemas.microsoft.com/office/word/2010/wordprocessingGroup" xmlns:wpi="http://schemas.microsoft.com/office/word/2010/wordprocessingInk" xmlns:wne="http://schemas.microsoft.com/office/word/2006/wordml" xmlns:wps="http://schemas.microsoft.com/office/word/2010/wordprocessingShape" mc:Ignorable="w14 w15 w16se w16cid w16 w16cex w16sdtdh wp14">
+<w:numbering xmlns:wpc="http://schemas.microsoft.com/office/word/2010/wordprocessingCanvas" xmlns:mc="http://schemas.openxmlformats.org/markup-compatibility/2006" xmlns:o="urn:schemas-microsoft-com:office:office" xmlns:r="http://schemas.openxmlformats.org/officeDocument/2006/relationships" xmlns:m="http://schemas.openxmlformats.org/officeDocument/2006/math" xmlns:v="urn:schemas-microsoft-com:vml" xmlns:wp14="http://schemas.microsoft.com/office/word/2010/wordprocessingDrawing" xmlns:wp="http://schemas.openxmlformats.org/drawingml/2006/wordprocessingDrawing" xmlns:w10="urn:schemas-microsoft-com:office:word" xmlns:w="http://schemas.openxmlformats.org/wordprocessingml/2006/main" xmlns:w14="http://schemas.microsoft.com/office/word/2010/wordml" xmlns:w15="http://schemas.microsoft.com/office/word/2012/wordml" xmlns:wpg="http://schemas.microsoft.com/office/word/2010/wordprocessingGroup" xmlns:wpi="http://schemas.microsoft.com/office/word/2010/wordprocessingInk" xmlns:wne="http://schemas.microsoft.com/office/word/2006/wordml" xmlns:wps="http://schemas.microsoft.com/office/word/2010/wordprocessingShape" mc:Ignorable="w14 w15 wp14">
   <w:abstractNum w:abstractNumId="0" w15:restartNumberingAfterBreak="0">
     <w:nsid w:val="54410522"/>
     <w:multiLevelType w:val="hybridMultilevel"/>
@@ -2036,14 +1964,14 @@
       </w:pPr>
     </w:lvl>
   </w:abstractNum>
-  <w:num w:numId="1" w16cid:durableId="1596742740">
+  <w:num w:numId="1">
     <w:abstractNumId w:val="0"/>
   </w:num>
 </w:numbering>
 </file>
 
 <file path=word/styles.xml><?xml version="1.0" encoding="utf-8"?>
-<w:styles xmlns:mc="http://schemas.openxmlformats.org/markup-compatibility/2006" xmlns:r="http://schemas.openxmlformats.org/officeDocument/2006/relationships" xmlns:w="http://schemas.openxmlformats.org/wordprocessingml/2006/main" xmlns:w14="http://schemas.microsoft.com/office/word/2010/wordml" xmlns:w15="http://schemas.microsoft.com/office/word/2012/wordml" xmlns:w16cex="http://schemas.microsoft.com/office/word/2018/wordml/cex" xmlns:w16cid="http://schemas.microsoft.com/office/word/2016/wordml/cid" xmlns:w16="http://schemas.microsoft.com/office/word/2018/wordml" xmlns:w16sdtdh="http://schemas.microsoft.com/office/word/2020/wordml/sdtdatahash" xmlns:w16se="http://schemas.microsoft.com/office/word/2015/wordml/symex" mc:Ignorable="w14 w15 w16se w16cid w16 w16cex w16sdtdh">
+<w:styles xmlns:mc="http://schemas.openxmlformats.org/markup-compatibility/2006" xmlns:r="http://schemas.openxmlformats.org/officeDocument/2006/relationships" xmlns:w="http://schemas.openxmlformats.org/wordprocessingml/2006/main" xmlns:w14="http://schemas.microsoft.com/office/word/2010/wordml" xmlns:w15="http://schemas.microsoft.com/office/word/2012/wordml" mc:Ignorable="w14 w15">
   <w:docDefaults>
     <w:rPrDefault>
       <w:rPr>
@@ -2058,7 +1986,7 @@
       </w:pPr>
     </w:pPrDefault>
   </w:docDefaults>
-  <w:latentStyles w:defLockedState="0" w:defUIPriority="99" w:defSemiHidden="0" w:defUnhideWhenUsed="0" w:defQFormat="0" w:count="376">
+  <w:latentStyles w:defLockedState="0" w:defUIPriority="99" w:defSemiHidden="0" w:defUnhideWhenUsed="0" w:defQFormat="0" w:count="371">
     <w:lsdException w:name="Normal" w:uiPriority="0" w:qFormat="1"/>
     <w:lsdException w:name="heading 1" w:uiPriority="9" w:qFormat="1"/>
     <w:lsdException w:name="heading 2" w:semiHidden="1" w:uiPriority="9" w:unhideWhenUsed="1" w:qFormat="1"/>
@@ -2430,11 +2358,6 @@
     <w:lsdException w:name="List Table 5 Dark Accent 6" w:uiPriority="50"/>
     <w:lsdException w:name="List Table 6 Colorful Accent 6" w:uiPriority="51"/>
     <w:lsdException w:name="List Table 7 Colorful Accent 6" w:uiPriority="52"/>
-    <w:lsdException w:name="Mention" w:semiHidden="1" w:unhideWhenUsed="1"/>
-    <w:lsdException w:name="Smart Hyperlink" w:semiHidden="1" w:unhideWhenUsed="1"/>
-    <w:lsdException w:name="Hashtag" w:semiHidden="1" w:unhideWhenUsed="1"/>
-    <w:lsdException w:name="Unresolved Mention" w:semiHidden="1" w:unhideWhenUsed="1"/>
-    <w:lsdException w:name="Smart Link" w:semiHidden="1" w:unhideWhenUsed="1"/>
   </w:latentStyles>
   <w:style w:type="paragraph" w:default="1" w:styleId="a">
     <w:name w:val="Normal"/>
